--- a/Teacher Prep.docx
+++ b/Teacher Prep.docx
@@ -3,11 +3,30 @@
 <w:document xmlns:wpc="http://schemas.microsoft.com/office/word/2010/wordprocessingCanvas" xmlns:cx="http://schemas.microsoft.com/office/drawing/2014/chartex" xmlns:cx1="http://schemas.microsoft.com/office/drawing/2015/9/8/chartex" xmlns:cx2="http://schemas.microsoft.com/office/drawing/2015/10/21/chartex" xmlns:cx3="http://schemas.microsoft.com/office/drawing/2016/5/9/chartex" xmlns:cx4="http://schemas.microsoft.com/office/drawing/2016/5/10/chartex" xmlns:cx5="http://schemas.microsoft.com/office/drawing/2016/5/11/chartex" xmlns:cx6="http://schemas.microsoft.com/office/drawing/2016/5/12/chartex" xmlns:cx7="http://schemas.microsoft.com/office/drawing/2016/5/13/chartex" xmlns:cx8="http://schemas.microsoft.com/office/drawing/2016/5/14/chartex" xmlns:mc="http://schemas.openxmlformats.org/markup-compatibility/2006" xmlns:aink="http://schemas.microsoft.com/office/drawing/2016/ink" xmlns:am3d="http://schemas.microsoft.com/office/drawing/2017/model3d" xmlns:o="urn:schemas-microsoft-com:office:office" xmlns:oel="http://schemas.microsoft.com/office/2019/extlst" xmlns:r="http://schemas.openxmlformats.org/officeDocument/2006/relationships" xmlns:m="http://schemas.openxmlformats.org/officeDocument/2006/math" xmlns:v="urn:schemas-microsoft-com:vml" xmlns:wp14="http://schemas.microsoft.com/office/word/2010/wordprocessingDrawing" xmlns:wp="http://schemas.openxmlformats.org/drawingml/2006/wordprocessingDrawing" xmlns:w10="urn:schemas-microsoft-com:office:word" xmlns:w="http://schemas.openxmlformats.org/wordprocessingml/2006/main" xmlns:w14="http://schemas.microsoft.com/office/word/2010/wordml" xmlns:w15="http://schemas.microsoft.com/office/word/2012/wordml" xmlns:w16cex="http://schemas.microsoft.com/office/word/2018/wordml/cex" xmlns:w16cid="http://schemas.microsoft.com/office/word/2016/wordml/cid" xmlns:w16="http://schemas.microsoft.com/office/word/2018/wordml" xmlns:w16du="http://schemas.microsoft.com/office/word/2023/wordml/word16du" xmlns:w16sdtdh="http://schemas.microsoft.com/office/word/2020/wordml/sdtdatahash" xmlns:w16sdtfl="http://schemas.microsoft.com/office/word/2024/wordml/sdtformatlock" xmlns:w16se="http://schemas.microsoft.com/office/word/2015/wordml/symex" xmlns:wpg="http://schemas.microsoft.com/office/word/2010/wordprocessingGroup" xmlns:wpi="http://schemas.microsoft.com/office/word/2010/wordprocessingInk" xmlns:wne="http://schemas.microsoft.com/office/word/2006/wordml" xmlns:wps="http://schemas.microsoft.com/office/word/2010/wordprocessingShape" mc:Ignorable="w14 w15 w16se w16cid w16 w16cex w16sdtdh w16sdtfl w16du wp14">
   <w:body>
     <w:p>
+      <w:pPr>
+        <w:jc w:val="center"/>
+      </w:pPr>
+      <w:r>
+        <w:t>Teacher Prep – Telegraph Machines</w:t>
+      </w:r>
+    </w:p>
+    <w:p>
       <w:r>
         <w:t>Materials to buy:</w:t>
       </w:r>
     </w:p>
     <w:p>
+      <w:hyperlink r:id="rId5" w:history="1">
+        <w:r>
+          <w:rPr>
+            <w:rStyle w:val="Hyperlink"/>
+          </w:rPr>
+          <w:t>https://docs.google.com/spreadsheets/d/10zAsUNHxBq-jBxFfgv1lAB1i47ZYRMRfzh0iq-26aYY/edit?gid=0#gid=0</w:t>
+        </w:r>
+      </w:hyperlink>
+    </w:p>
+    <w:p/>
+    <w:p>
       <w:r>
         <w:t>Silicon mat for each team (to pick up project and move it each day)</w:t>
       </w:r>
@@ -50,6 +69,291 @@
     <w:p>
       <w:r>
         <w:t>Boxes (about 10cm x10cmx5cm). No problem if its bigger.</w:t>
+      </w:r>
+    </w:p>
+    <w:p/>
+    <w:p>
+      <w:pPr>
+        <w:rPr>
+          <w:b/>
+          <w:bCs/>
+          <w:u w:val="single"/>
+        </w:rPr>
+      </w:pPr>
+      <w:proofErr w:type="spellStart"/>
+      <w:r>
+        <w:rPr>
+          <w:b/>
+          <w:bCs/>
+          <w:u w:val="single"/>
+        </w:rPr>
+        <w:t>MrV</w:t>
+      </w:r>
+      <w:proofErr w:type="spellEnd"/>
+      <w:r>
+        <w:rPr>
+          <w:b/>
+          <w:bCs/>
+          <w:u w:val="single"/>
+        </w:rPr>
+        <w:t xml:space="preserve"> to prep for each group:</w:t>
+      </w:r>
+    </w:p>
+    <w:p>
+      <w:pPr>
+        <w:pStyle w:val="ListParagraph"/>
+        <w:numPr>
+          <w:ilvl w:val="0"/>
+          <w:numId w:val="1"/>
+        </w:numPr>
+      </w:pPr>
+      <w:r>
+        <w:t xml:space="preserve">Solder wires to button board </w:t>
+      </w:r>
+      <w:r>
+        <w:t>(see photo)</w:t>
+      </w:r>
+      <w:r>
+        <w:t>.</w:t>
+      </w:r>
+      <w:r>
+        <w:t xml:space="preserve"> Use the edge colors of each </w:t>
+      </w:r>
+      <w:proofErr w:type="gramStart"/>
+      <w:r>
+        <w:t>groups</w:t>
+      </w:r>
+      <w:proofErr w:type="gramEnd"/>
+      <w:r>
+        <w:t xml:space="preserve"> long female to female wire jumper set. Remove the black plastic from green ground wire.</w:t>
+      </w:r>
+      <w:r>
+        <w:t xml:space="preserve"> Cut off ant </w:t>
+      </w:r>
+      <w:r>
+        <w:t xml:space="preserve">and black/red </w:t>
+      </w:r>
+      <w:proofErr w:type="spellStart"/>
+      <w:r>
+        <w:t>wire</w:t>
+      </w:r>
+      <w:r>
+        <w:t>s</w:t>
+      </w:r>
+      <w:proofErr w:type="spellEnd"/>
+      <w:r>
+        <w:t xml:space="preserve"> from the board</w:t>
+      </w:r>
+      <w:r>
+        <w:t>.</w:t>
+      </w:r>
+      <w:r>
+        <w:rPr>
+          <w:b/>
+          <w:bCs/>
+        </w:rPr>
+        <w:t xml:space="preserve"> </w:t>
+      </w:r>
+      <w:r>
+        <w:rPr>
+          <w:b/>
+          <w:bCs/>
+        </w:rPr>
+        <w:t>UPDATE</w:t>
+      </w:r>
+      <w:r>
+        <w:rPr>
+          <w:b/>
+          <w:bCs/>
+        </w:rPr>
+        <w:t>: TEACHER NEEDS TO REMOVE 2</w:t>
+      </w:r>
+      <w:r>
+        <w:rPr>
+          <w:b/>
+          <w:bCs/>
+          <w:vertAlign w:val="superscript"/>
+        </w:rPr>
+        <w:t>ND</w:t>
+      </w:r>
+      <w:r>
+        <w:rPr>
+          <w:b/>
+          <w:bCs/>
+        </w:rPr>
+        <w:t xml:space="preserve"> BUTTON AND BLUE A DIFFERENT BUTTON ON THE BOARD.</w:t>
+      </w:r>
+    </w:p>
+    <w:p>
+      <w:pPr>
+        <w:pStyle w:val="ListParagraph"/>
+      </w:pPr>
+      <w:r>
+        <w:rPr>
+          <w:noProof/>
+        </w:rPr>
+        <w:drawing>
+          <wp:inline distT="0" distB="0" distL="0" distR="0" wp14:anchorId="31720DD4" wp14:editId="2F41464E">
+            <wp:extent cx="3040083" cy="2279088"/>
+            <wp:effectExtent l="0" t="0" r="8255" b="6985"/>
+            <wp:docPr id="689194828" name="Picture 2"/>
+            <wp:cNvGraphicFramePr>
+              <a:graphicFrameLocks xmlns:a="http://schemas.openxmlformats.org/drawingml/2006/main" noChangeAspect="1"/>
+            </wp:cNvGraphicFramePr>
+            <a:graphic xmlns:a="http://schemas.openxmlformats.org/drawingml/2006/main">
+              <a:graphicData uri="http://schemas.openxmlformats.org/drawingml/2006/picture">
+                <pic:pic xmlns:pic="http://schemas.openxmlformats.org/drawingml/2006/picture">
+                  <pic:nvPicPr>
+                    <pic:cNvPr id="689194828" name="Picture 689194828"/>
+                    <pic:cNvPicPr/>
+                  </pic:nvPicPr>
+                  <pic:blipFill>
+                    <a:blip r:embed="rId6" cstate="print">
+                      <a:extLst>
+                        <a:ext uri="{28A0092B-C50C-407E-A947-70E740481C1C}">
+                          <a14:useLocalDpi xmlns:a14="http://schemas.microsoft.com/office/drawing/2010/main" val="0"/>
+                        </a:ext>
+                      </a:extLst>
+                    </a:blip>
+                    <a:stretch>
+                      <a:fillRect/>
+                    </a:stretch>
+                  </pic:blipFill>
+                  <pic:spPr>
+                    <a:xfrm>
+                      <a:off x="0" y="0"/>
+                      <a:ext cx="3044732" cy="2282573"/>
+                    </a:xfrm>
+                    <a:prstGeom prst="rect">
+                      <a:avLst/>
+                    </a:prstGeom>
+                  </pic:spPr>
+                </pic:pic>
+              </a:graphicData>
+            </a:graphic>
+          </wp:inline>
+        </w:drawing>
+      </w:r>
+    </w:p>
+    <w:p>
+      <w:pPr>
+        <w:pStyle w:val="ListParagraph"/>
+        <w:numPr>
+          <w:ilvl w:val="0"/>
+          <w:numId w:val="1"/>
+        </w:numPr>
+      </w:pPr>
+      <w:r>
+        <w:lastRenderedPageBreak/>
+        <w:t>Solder the ends of the ground wires for the buzzer ground and the button grounds so they more easily can go into the wire connectors</w:t>
+      </w:r>
+    </w:p>
+    <w:p>
+      <w:pPr>
+        <w:pStyle w:val="ListParagraph"/>
+        <w:numPr>
+          <w:ilvl w:val="0"/>
+          <w:numId w:val="1"/>
+        </w:numPr>
+      </w:pPr>
+      <w:r>
+        <w:t xml:space="preserve">Pre-drill </w:t>
+      </w:r>
+      <w:r>
+        <w:t>box</w:t>
+      </w:r>
+      <w:r>
+        <w:t xml:space="preserve"> hole</w:t>
+      </w:r>
+      <w:r>
+        <w:t>s:</w:t>
+      </w:r>
+    </w:p>
+    <w:p>
+      <w:pPr>
+        <w:pStyle w:val="ListParagraph"/>
+        <w:numPr>
+          <w:ilvl w:val="1"/>
+          <w:numId w:val="1"/>
+        </w:numPr>
+      </w:pPr>
+      <w:r>
+        <w:t xml:space="preserve"> in top of wood box (number 20 on the step bit)</w:t>
+      </w:r>
+    </w:p>
+    <w:p>
+      <w:pPr>
+        <w:pStyle w:val="ListParagraph"/>
+        <w:numPr>
+          <w:ilvl w:val="1"/>
+          <w:numId w:val="1"/>
+        </w:numPr>
+      </w:pPr>
+      <w:r>
+        <w:t>front</w:t>
+      </w:r>
+      <w:r>
+        <w:t xml:space="preserve"> (ethernet cable</w:t>
+      </w:r>
+      <w:r>
+        <w:t>, 10 on step bit</w:t>
+      </w:r>
+      <w:r>
+        <w:t>)</w:t>
+      </w:r>
+    </w:p>
+    <w:p>
+      <w:pPr>
+        <w:pStyle w:val="ListParagraph"/>
+        <w:numPr>
+          <w:ilvl w:val="1"/>
+          <w:numId w:val="1"/>
+        </w:numPr>
+      </w:pPr>
+      <w:r>
+        <w:t>Side of ONE Box per group (</w:t>
+      </w:r>
+      <w:proofErr w:type="spellStart"/>
+      <w:r>
+        <w:t>usb</w:t>
+      </w:r>
+      <w:proofErr w:type="spellEnd"/>
+      <w:r>
+        <w:t>, 14 on step bit)</w:t>
+      </w:r>
+    </w:p>
+    <w:p>
+      <w:pPr>
+        <w:pStyle w:val="ListParagraph"/>
+        <w:numPr>
+          <w:ilvl w:val="0"/>
+          <w:numId w:val="1"/>
+        </w:numPr>
+      </w:pPr>
+      <w:r>
+        <w:t xml:space="preserve">Create wire harness for OLED screens. </w:t>
+      </w:r>
+      <w:r>
+        <w:t xml:space="preserve">Take black </w:t>
+      </w:r>
+      <w:proofErr w:type="spellStart"/>
+      <w:r>
+        <w:t>platic</w:t>
+      </w:r>
+      <w:proofErr w:type="spellEnd"/>
+      <w:r>
+        <w:t xml:space="preserve"> end </w:t>
+      </w:r>
+      <w:proofErr w:type="spellStart"/>
+      <w:r>
+        <w:t>off</w:t>
+      </w:r>
+      <w:proofErr w:type="spellEnd"/>
+      <w:r>
+        <w:t xml:space="preserve"> the VCC (5v) wire </w:t>
+      </w:r>
+      <w:r>
+        <w:t>to put into the connector</w:t>
       </w:r>
     </w:p>
     <w:p/>
@@ -82,6 +386,127 @@
     </w:sectPr>
   </w:body>
 </w:document>
+</file>
+
+<file path=word/numbering.xml><?xml version="1.0" encoding="utf-8"?>
+<w:numbering xmlns:wpc="http://schemas.microsoft.com/office/word/2010/wordprocessingCanvas" xmlns:cx="http://schemas.microsoft.com/office/drawing/2014/chartex" xmlns:cx1="http://schemas.microsoft.com/office/drawing/2015/9/8/chartex" xmlns:cx2="http://schemas.microsoft.com/office/drawing/2015/10/21/chartex" xmlns:cx3="http://schemas.microsoft.com/office/drawing/2016/5/9/chartex" xmlns:cx4="http://schemas.microsoft.com/office/drawing/2016/5/10/chartex" xmlns:cx5="http://schemas.microsoft.com/office/drawing/2016/5/11/chartex" xmlns:cx6="http://schemas.microsoft.com/office/drawing/2016/5/12/chartex" xmlns:cx7="http://schemas.microsoft.com/office/drawing/2016/5/13/chartex" xmlns:cx8="http://schemas.microsoft.com/office/drawing/2016/5/14/chartex" xmlns:mc="http://schemas.openxmlformats.org/markup-compatibility/2006" xmlns:aink="http://schemas.microsoft.com/office/drawing/2016/ink" xmlns:am3d="http://schemas.microsoft.com/office/drawing/2017/model3d" xmlns:o="urn:schemas-microsoft-com:office:office" xmlns:oel="http://schemas.microsoft.com/office/2019/extlst" xmlns:r="http://schemas.openxmlformats.org/officeDocument/2006/relationships" xmlns:m="http://schemas.openxmlformats.org/officeDocument/2006/math" xmlns:v="urn:schemas-microsoft-com:vml" xmlns:wp14="http://schemas.microsoft.com/office/word/2010/wordprocessingDrawing" xmlns:wp="http://schemas.openxmlformats.org/drawingml/2006/wordprocessingDrawing" xmlns:w10="urn:schemas-microsoft-com:office:word" xmlns:w="http://schemas.openxmlformats.org/wordprocessingml/2006/main" xmlns:w14="http://schemas.microsoft.com/office/word/2010/wordml" xmlns:w15="http://schemas.microsoft.com/office/word/2012/wordml" xmlns:w16cex="http://schemas.microsoft.com/office/word/2018/wordml/cex" xmlns:w16cid="http://schemas.microsoft.com/office/word/2016/wordml/cid" xmlns:w16="http://schemas.microsoft.com/office/word/2018/wordml" xmlns:w16du="http://schemas.microsoft.com/office/word/2023/wordml/word16du" xmlns:w16sdtdh="http://schemas.microsoft.com/office/word/2020/wordml/sdtdatahash" xmlns:w16sdtfl="http://schemas.microsoft.com/office/word/2024/wordml/sdtformatlock" xmlns:w16se="http://schemas.microsoft.com/office/word/2015/wordml/symex" xmlns:wpg="http://schemas.microsoft.com/office/word/2010/wordprocessingGroup" xmlns:wpi="http://schemas.microsoft.com/office/word/2010/wordprocessingInk" xmlns:wne="http://schemas.microsoft.com/office/word/2006/wordml" xmlns:wps="http://schemas.microsoft.com/office/word/2010/wordprocessingShape" mc:Ignorable="w14 w15 w16se w16cid w16 w16cex w16sdtdh w16sdtfl w16du wp14">
+  <w:abstractNum w:abstractNumId="0" w15:restartNumberingAfterBreak="0">
+    <w:nsid w:val="75773A61"/>
+    <w:multiLevelType w:val="hybridMultilevel"/>
+    <w:tmpl w:val="D1D0B146"/>
+    <w:lvl w:ilvl="0" w:tplc="04090001">
+      <w:start w:val="1"/>
+      <w:numFmt w:val="bullet"/>
+      <w:lvlText w:val=""/>
+      <w:lvlJc w:val="left"/>
+      <w:pPr>
+        <w:ind w:left="720" w:hanging="360"/>
+      </w:pPr>
+      <w:rPr>
+        <w:rFonts w:ascii="Symbol" w:hAnsi="Symbol" w:hint="default"/>
+      </w:rPr>
+    </w:lvl>
+    <w:lvl w:ilvl="1" w:tplc="04090003">
+      <w:start w:val="1"/>
+      <w:numFmt w:val="bullet"/>
+      <w:lvlText w:val="o"/>
+      <w:lvlJc w:val="left"/>
+      <w:pPr>
+        <w:ind w:left="1440" w:hanging="360"/>
+      </w:pPr>
+      <w:rPr>
+        <w:rFonts w:ascii="Courier New" w:hAnsi="Courier New" w:cs="Courier New" w:hint="default"/>
+      </w:rPr>
+    </w:lvl>
+    <w:lvl w:ilvl="2" w:tplc="04090005" w:tentative="1">
+      <w:start w:val="1"/>
+      <w:numFmt w:val="bullet"/>
+      <w:lvlText w:val=""/>
+      <w:lvlJc w:val="left"/>
+      <w:pPr>
+        <w:ind w:left="2160" w:hanging="360"/>
+      </w:pPr>
+      <w:rPr>
+        <w:rFonts w:ascii="Wingdings" w:hAnsi="Wingdings" w:hint="default"/>
+      </w:rPr>
+    </w:lvl>
+    <w:lvl w:ilvl="3" w:tplc="04090001" w:tentative="1">
+      <w:start w:val="1"/>
+      <w:numFmt w:val="bullet"/>
+      <w:lvlText w:val=""/>
+      <w:lvlJc w:val="left"/>
+      <w:pPr>
+        <w:ind w:left="2880" w:hanging="360"/>
+      </w:pPr>
+      <w:rPr>
+        <w:rFonts w:ascii="Symbol" w:hAnsi="Symbol" w:hint="default"/>
+      </w:rPr>
+    </w:lvl>
+    <w:lvl w:ilvl="4" w:tplc="04090003" w:tentative="1">
+      <w:start w:val="1"/>
+      <w:numFmt w:val="bullet"/>
+      <w:lvlText w:val="o"/>
+      <w:lvlJc w:val="left"/>
+      <w:pPr>
+        <w:ind w:left="3600" w:hanging="360"/>
+      </w:pPr>
+      <w:rPr>
+        <w:rFonts w:ascii="Courier New" w:hAnsi="Courier New" w:cs="Courier New" w:hint="default"/>
+      </w:rPr>
+    </w:lvl>
+    <w:lvl w:ilvl="5" w:tplc="04090005" w:tentative="1">
+      <w:start w:val="1"/>
+      <w:numFmt w:val="bullet"/>
+      <w:lvlText w:val=""/>
+      <w:lvlJc w:val="left"/>
+      <w:pPr>
+        <w:ind w:left="4320" w:hanging="360"/>
+      </w:pPr>
+      <w:rPr>
+        <w:rFonts w:ascii="Wingdings" w:hAnsi="Wingdings" w:hint="default"/>
+      </w:rPr>
+    </w:lvl>
+    <w:lvl w:ilvl="6" w:tplc="04090001" w:tentative="1">
+      <w:start w:val="1"/>
+      <w:numFmt w:val="bullet"/>
+      <w:lvlText w:val=""/>
+      <w:lvlJc w:val="left"/>
+      <w:pPr>
+        <w:ind w:left="5040" w:hanging="360"/>
+      </w:pPr>
+      <w:rPr>
+        <w:rFonts w:ascii="Symbol" w:hAnsi="Symbol" w:hint="default"/>
+      </w:rPr>
+    </w:lvl>
+    <w:lvl w:ilvl="7" w:tplc="04090003" w:tentative="1">
+      <w:start w:val="1"/>
+      <w:numFmt w:val="bullet"/>
+      <w:lvlText w:val="o"/>
+      <w:lvlJc w:val="left"/>
+      <w:pPr>
+        <w:ind w:left="5760" w:hanging="360"/>
+      </w:pPr>
+      <w:rPr>
+        <w:rFonts w:ascii="Courier New" w:hAnsi="Courier New" w:cs="Courier New" w:hint="default"/>
+      </w:rPr>
+    </w:lvl>
+    <w:lvl w:ilvl="8" w:tplc="04090005" w:tentative="1">
+      <w:start w:val="1"/>
+      <w:numFmt w:val="bullet"/>
+      <w:lvlText w:val=""/>
+      <w:lvlJc w:val="left"/>
+      <w:pPr>
+        <w:ind w:left="6480" w:hanging="360"/>
+      </w:pPr>
+      <w:rPr>
+        <w:rFonts w:ascii="Wingdings" w:hAnsi="Wingdings" w:hint="default"/>
+      </w:rPr>
+    </w:lvl>
+  </w:abstractNum>
+  <w:num w:numId="1" w16cid:durableId="1655987752">
+    <w:abstractNumId w:val="0"/>
+  </w:num>
+</w:numbering>
 </file>
 
 <file path=word/styles.xml><?xml version="1.0" encoding="utf-8"?>
@@ -1001,6 +1426,29 @@
       <w:spacing w:val="5"/>
     </w:rPr>
   </w:style>
+  <w:style w:type="character" w:styleId="Hyperlink">
+    <w:name w:val="Hyperlink"/>
+    <w:basedOn w:val="DefaultParagraphFont"/>
+    <w:uiPriority w:val="99"/>
+    <w:unhideWhenUsed/>
+    <w:rsid w:val="00A64BCC"/>
+    <w:rPr>
+      <w:color w:val="0563C1" w:themeColor="hyperlink"/>
+      <w:u w:val="single"/>
+    </w:rPr>
+  </w:style>
+  <w:style w:type="character" w:styleId="UnresolvedMention">
+    <w:name w:val="Unresolved Mention"/>
+    <w:basedOn w:val="DefaultParagraphFont"/>
+    <w:uiPriority w:val="99"/>
+    <w:semiHidden/>
+    <w:unhideWhenUsed/>
+    <w:rsid w:val="00A64BCC"/>
+    <w:rPr>
+      <w:color w:val="605E5C"/>
+      <w:shd w:val="clear" w:color="auto" w:fill="E1DFDD"/>
+    </w:rPr>
+  </w:style>
 </w:styles>
 </file>
 
